--- a/docs/modeles_civicrm_vierges/035-ARRIVEE-info_deces_sans_restitution.docx
+++ b/docs/modeles_civicrm_vierges/035-ARRIVEE-info_deces_sans_restitution.docx
@@ -1,6 +1,6 @@
 
 <file path=word/document.xml><?xml version="1.0" encoding="utf-8"?>
-<w:document xmlns:wpc="http://schemas.microsoft.com/office/word/2010/wordprocessingCanvas" xmlns:cx="http://schemas.microsoft.com/office/drawing/2014/chartex" xmlns:cx1="http://schemas.microsoft.com/office/drawing/2015/9/8/chartex" xmlns:cx2="http://schemas.microsoft.com/office/drawing/2015/10/21/chartex" xmlns:cx3="http://schemas.microsoft.com/office/drawing/2016/5/9/chartex" xmlns:cx4="http://schemas.microsoft.com/office/drawing/2016/5/10/chartex" xmlns:cx5="http://schemas.microsoft.com/office/drawing/2016/5/11/chartex" xmlns:cx6="http://schemas.microsoft.com/office/drawing/2016/5/12/chartex" xmlns:cx7="http://schemas.microsoft.com/office/drawing/2016/5/13/chartex" xmlns:cx8="http://schemas.microsoft.com/office/drawing/2016/5/14/chartex" xmlns:mc="http://schemas.openxmlformats.org/markup-compatibility/2006" xmlns:aink="http://schemas.microsoft.com/office/drawing/2016/ink" xmlns:am3d="http://schemas.microsoft.com/office/drawing/2017/model3d" xmlns:o="urn:schemas-microsoft-com:office:office" xmlns:oel="http://schemas.microsoft.com/office/2019/extlst" xmlns:r="http://schemas.openxmlformats.org/officeDocument/2006/relationships" xmlns:m="http://schemas.openxmlformats.org/officeDocument/2006/math" xmlns:v="urn:schemas-microsoft-com:vml" xmlns:wp14="http://schemas.microsoft.com/office/word/2010/wordprocessingDrawing" xmlns:wp="http://schemas.openxmlformats.org/drawingml/2006/wordprocessingDrawing" xmlns:w10="urn:schemas-microsoft-com:office:word" xmlns:w="http://schemas.openxmlformats.org/wordprocessingml/2006/main" xmlns:w14="http://schemas.microsoft.com/office/word/2010/wordml" xmlns:w15="http://schemas.microsoft.com/office/word/2012/wordml" xmlns:w16cex="http://schemas.microsoft.com/office/word/2018/wordml/cex" xmlns:w16cid="http://schemas.microsoft.com/office/word/2016/wordml/cid" xmlns:w16="http://schemas.microsoft.com/office/word/2018/wordml" xmlns:w16du="http://schemas.microsoft.com/office/word/2023/wordml/word16du" xmlns:w16sdtdh="http://schemas.microsoft.com/office/word/2020/wordml/sdtdatahash" xmlns:w16sdtfl="http://schemas.microsoft.com/office/word/2024/wordml/sdtformatlock" xmlns:w16se="http://schemas.microsoft.com/office/word/2015/wordml/symex" xmlns:wpg="http://schemas.microsoft.com/office/word/2010/wordprocessingGroup" xmlns:wpi="http://schemas.microsoft.com/office/word/2010/wordprocessingInk" xmlns:wne="http://schemas.microsoft.com/office/word/2006/wordml" xmlns:wps="http://schemas.microsoft.com/office/word/2010/wordprocessingShape" mc:Ignorable="w14 w15 w16se w16cid w16 w16cex w16sdtdh w16sdtfl w16du wp14">
+<w:document xmlns:wpc="http://schemas.microsoft.com/office/word/2010/wordprocessingCanvas" xmlns:cx="http://schemas.microsoft.com/office/drawing/2014/chartex" xmlns:cx1="http://schemas.microsoft.com/office/drawing/2015/9/8/chartex" xmlns:cx2="http://schemas.microsoft.com/office/drawing/2015/10/21/chartex" xmlns:cx3="http://schemas.microsoft.com/office/drawing/2016/5/9/chartex" xmlns:cx4="http://schemas.microsoft.com/office/drawing/2016/5/10/chartex" xmlns:cx5="http://schemas.microsoft.com/office/drawing/2016/5/11/chartex" xmlns:cx6="http://schemas.microsoft.com/office/drawing/2016/5/12/chartex" xmlns:cx7="http://schemas.microsoft.com/office/drawing/2016/5/13/chartex" xmlns:cx8="http://schemas.microsoft.com/office/drawing/2016/5/14/chartex" xmlns:mc="http://schemas.openxmlformats.org/markup-compatibility/2006" xmlns:m="http://schemas.openxmlformats.org/officeDocument/2006/math" xmlns:aink="http://schemas.microsoft.com/office/drawing/2016/ink" xmlns:am3d="http://schemas.microsoft.com/office/drawing/2017/model3d" xmlns:oel="http://schemas.microsoft.com/office/2019/extlst" xmlns:r="http://schemas.openxmlformats.org/officeDocument/2006/relationships" xmlns:wp14="http://schemas.microsoft.com/office/word/2010/wordprocessingDrawing" xmlns:wp="http://schemas.openxmlformats.org/drawingml/2006/wordprocessingDrawing" xmlns:wpg="http://schemas.microsoft.com/office/word/2010/wordprocessingGroup" xmlns:wpi="http://schemas.microsoft.com/office/word/2010/wordprocessingInk" xmlns:wps="http://schemas.microsoft.com/office/word/2010/wordprocessingShape" xmlns:o="urn:schemas-microsoft-com:office:office" xmlns:v="urn:schemas-microsoft-com:vml" xmlns:w10="urn:schemas-microsoft-com:office:word" xmlns:w="http://schemas.openxmlformats.org/wordprocessingml/2006/main" xmlns:w14="http://schemas.microsoft.com/office/word/2010/wordml" xmlns:w15="http://schemas.microsoft.com/office/word/2012/wordml" xmlns:w16cex="http://schemas.microsoft.com/office/word/2018/wordml/cex" xmlns:w16cid="http://schemas.microsoft.com/office/word/2016/wordml/cid" xmlns:w16="http://schemas.microsoft.com/office/word/2018/wordml" xmlns:w16sdtdh="http://schemas.microsoft.com/office/word/2020/wordml/sdtdatahash" xmlns:w16sdtfl="http://schemas.microsoft.com/office/word/2024/wordml/sdtformatlock" xmlns:w16se="http://schemas.microsoft.com/office/word/2015/wordml/symex" xmlns:w16du="http://schemas.microsoft.com/office/word/2023/wordml/word16du" xmlns:wne="http://schemas.microsoft.com/office/word/2006/wordml" mc:Ignorable="w14 w15 w16se w16cid w16 w16cex w16sdtdh w16sdtfl w16du wp14">
   <w:body>
     <w:tbl>
       <w:tblPr>
@@ -1470,7 +1470,15 @@
           <w:sz w:val="20"/>
           <w:szCs w:val="20"/>
         </w:rPr>
-        <w:t xml:space="preserve"> sera pris en charge par le crématorium de {</w:t>
+        <w:t xml:space="preserve"> sera pris en charge par le </w:t>
+      </w:r>
+      <w:r>
+        <w:rPr>
+          <w:rFonts w:ascii="Arial" w:hAnsi="Arial" w:cs="Arial"/>
+          <w:sz w:val="20"/>
+          <w:szCs w:val="20"/>
+        </w:rPr>
+        <w:t>crématorium de {</w:t>
       </w:r>
       <w:proofErr w:type="spellStart"/>
       <w:proofErr w:type="gramStart"/>
@@ -1502,16 +1510,12 @@
         <w:suppressAutoHyphens w:val="0"/>
         <w:spacing w:after="120"/>
         <w:ind w:left="714" w:hanging="357"/>
-        <w:rPr>
-          <w:highlight w:val="yellow"/>
-        </w:rPr>
       </w:pPr>
       <w:r>
         <w:rPr>
           <w:rFonts w:ascii="Arial" w:hAnsi="Arial" w:cs="Arial"/>
           <w:sz w:val="20"/>
           <w:szCs w:val="20"/>
-          <w:highlight w:val="yellow"/>
         </w:rPr>
         <w:t xml:space="preserve">Vous serez averti(e) de la date de la crémation pour vous aider dans votre deuil mais </w:t>
       </w:r>
@@ -1520,7 +1524,6 @@
           <w:rFonts w:ascii="Arial" w:hAnsi="Arial" w:cs="Arial"/>
           <w:sz w:val="20"/>
           <w:szCs w:val="20"/>
-          <w:highlight w:val="yellow"/>
         </w:rPr>
         <w:t xml:space="preserve">vous </w:t>
       </w:r>
@@ -1529,7 +1532,6 @@
           <w:rFonts w:ascii="Arial" w:hAnsi="Arial" w:cs="Arial"/>
           <w:sz w:val="20"/>
           <w:szCs w:val="20"/>
-          <w:highlight w:val="yellow"/>
         </w:rPr>
         <w:t xml:space="preserve">ne pourrez </w:t>
       </w:r>
@@ -1538,7 +1540,6 @@
           <w:rFonts w:ascii="Arial" w:hAnsi="Arial" w:cs="Arial"/>
           <w:sz w:val="20"/>
           <w:szCs w:val="20"/>
-          <w:highlight w:val="yellow"/>
         </w:rPr>
         <w:t xml:space="preserve">pas </w:t>
       </w:r>
@@ -1547,7 +1548,6 @@
           <w:rFonts w:ascii="Arial" w:hAnsi="Arial" w:cs="Arial"/>
           <w:sz w:val="20"/>
           <w:szCs w:val="20"/>
-          <w:highlight w:val="yellow"/>
         </w:rPr>
         <w:t>y assister.</w:t>
       </w:r>
@@ -1996,6 +1996,7 @@
                 <w:sz w:val="20"/>
                 <w:szCs w:val="20"/>
               </w:rPr>
+              <w:lastRenderedPageBreak/>
               <w:fldChar w:fldCharType="begin"/>
             </w:r>
             <w:r>
@@ -2022,10 +2023,10 @@
                 <w:szCs w:val="20"/>
               </w:rPr>
               <w:drawing>
-                <wp:inline distT="0" distB="0" distL="0" distR="0" wp14:anchorId="562155A4" wp14:editId="6757AC15">
-                  <wp:extent cx="1772124" cy="532847"/>
-                  <wp:effectExtent l="0" t="0" r="6350" b="635"/>
-                  <wp:docPr id="2074606862" name="Image 1" descr="Une image contenant noir, obscurité&#10;&#10;Description générée automatiquement"/>
+                <wp:inline distT="0" distB="0" distL="0" distR="0" wp14:anchorId="03A5428E" wp14:editId="75F6ED1E">
+                  <wp:extent cx="1804737" cy="516292"/>
+                  <wp:effectExtent l="0" t="0" r="0" b="4445"/>
+                  <wp:docPr id="1851577029" name="Image 1"/>
                   <wp:cNvGraphicFramePr>
                     <a:graphicFrameLocks xmlns:a="http://schemas.openxmlformats.org/drawingml/2006/main" noChangeAspect="1"/>
                   </wp:cNvGraphicFramePr>
@@ -2033,36 +2034,23 @@
                     <a:graphicData uri="http://schemas.openxmlformats.org/drawingml/2006/picture">
                       <pic:pic xmlns:pic="http://schemas.openxmlformats.org/drawingml/2006/picture">
                         <pic:nvPicPr>
-                          <pic:cNvPr id="2074606862" name="Image 1" descr="Une image contenant noir, obscurité&#10;&#10;Description générée automatiquement"/>
-                          <pic:cNvPicPr>
-                            <a:picLocks noChangeAspect="1" noChangeArrowheads="1"/>
-                          </pic:cNvPicPr>
+                          <pic:cNvPr id="1851577029" name=""/>
+                          <pic:cNvPicPr/>
                         </pic:nvPicPr>
                         <pic:blipFill>
-                          <a:blip r:embed="rId9" cstate="print">
-                            <a:extLst>
-                              <a:ext uri="{28A0092B-C50C-407E-A947-70E740481C1C}">
-                                <a14:useLocalDpi xmlns:a14="http://schemas.microsoft.com/office/drawing/2010/main" val="0"/>
-                              </a:ext>
-                            </a:extLst>
-                          </a:blip>
-                          <a:srcRect/>
+                          <a:blip r:embed="rId9"/>
                           <a:stretch>
                             <a:fillRect/>
                           </a:stretch>
                         </pic:blipFill>
-                        <pic:spPr bwMode="auto">
+                        <pic:spPr>
                           <a:xfrm>
                             <a:off x="0" y="0"/>
-                            <a:ext cx="1820514" cy="547397"/>
+                            <a:ext cx="1878310" cy="537340"/>
                           </a:xfrm>
                           <a:prstGeom prst="rect">
                             <a:avLst/>
                           </a:prstGeom>
-                          <a:noFill/>
-                          <a:ln>
-                            <a:noFill/>
-                          </a:ln>
                         </pic:spPr>
                       </pic:pic>
                     </a:graphicData>
@@ -2248,12 +2236,6 @@
       </w:r>
     </w:p>
     <w:sectPr>
-      <w:headerReference w:type="even" r:id="rId10"/>
-      <w:headerReference w:type="default" r:id="rId11"/>
-      <w:footerReference w:type="even" r:id="rId12"/>
-      <w:footerReference w:type="default" r:id="rId13"/>
-      <w:headerReference w:type="first" r:id="rId14"/>
-      <w:footerReference w:type="first" r:id="rId15"/>
       <w:pgSz w:w="11906" w:h="16838"/>
       <w:pgMar w:top="909" w:right="680" w:bottom="1985" w:left="680" w:header="680" w:footer="57" w:gutter="0"/>
       <w:cols w:space="720"/>
@@ -2266,7 +2248,7 @@
 </file>
 
 <file path=word/endnotes.xml><?xml version="1.0" encoding="utf-8"?>
-<w:endnotes xmlns:wpc="http://schemas.microsoft.com/office/word/2010/wordprocessingCanvas" xmlns:cx="http://schemas.microsoft.com/office/drawing/2014/chartex" xmlns:cx1="http://schemas.microsoft.com/office/drawing/2015/9/8/chartex" xmlns:cx2="http://schemas.microsoft.com/office/drawing/2015/10/21/chartex" xmlns:cx3="http://schemas.microsoft.com/office/drawing/2016/5/9/chartex" xmlns:cx4="http://schemas.microsoft.com/office/drawing/2016/5/10/chartex" xmlns:cx5="http://schemas.microsoft.com/office/drawing/2016/5/11/chartex" xmlns:cx6="http://schemas.microsoft.com/office/drawing/2016/5/12/chartex" xmlns:cx7="http://schemas.microsoft.com/office/drawing/2016/5/13/chartex" xmlns:cx8="http://schemas.microsoft.com/office/drawing/2016/5/14/chartex" xmlns:mc="http://schemas.openxmlformats.org/markup-compatibility/2006" xmlns:aink="http://schemas.microsoft.com/office/drawing/2016/ink" xmlns:am3d="http://schemas.microsoft.com/office/drawing/2017/model3d" xmlns:o="urn:schemas-microsoft-com:office:office" xmlns:oel="http://schemas.microsoft.com/office/2019/extlst" xmlns:r="http://schemas.openxmlformats.org/officeDocument/2006/relationships" xmlns:m="http://schemas.openxmlformats.org/officeDocument/2006/math" xmlns:v="urn:schemas-microsoft-com:vml" xmlns:wp14="http://schemas.microsoft.com/office/word/2010/wordprocessingDrawing" xmlns:wp="http://schemas.openxmlformats.org/drawingml/2006/wordprocessingDrawing" xmlns:w10="urn:schemas-microsoft-com:office:word" xmlns:w="http://schemas.openxmlformats.org/wordprocessingml/2006/main" xmlns:w14="http://schemas.microsoft.com/office/word/2010/wordml" xmlns:w15="http://schemas.microsoft.com/office/word/2012/wordml" xmlns:w16cex="http://schemas.microsoft.com/office/word/2018/wordml/cex" xmlns:w16cid="http://schemas.microsoft.com/office/word/2016/wordml/cid" xmlns:w16="http://schemas.microsoft.com/office/word/2018/wordml" xmlns:w16du="http://schemas.microsoft.com/office/word/2023/wordml/word16du" xmlns:w16sdtdh="http://schemas.microsoft.com/office/word/2020/wordml/sdtdatahash" xmlns:w16sdtfl="http://schemas.microsoft.com/office/word/2024/wordml/sdtformatlock" xmlns:w16se="http://schemas.microsoft.com/office/word/2015/wordml/symex" xmlns:wpg="http://schemas.microsoft.com/office/word/2010/wordprocessingGroup" xmlns:wpi="http://schemas.microsoft.com/office/word/2010/wordprocessingInk" xmlns:wne="http://schemas.microsoft.com/office/word/2006/wordml" xmlns:wps="http://schemas.microsoft.com/office/word/2010/wordprocessingShape" mc:Ignorable="w14 w15 w16se w16cid w16 w16cex w16sdtdh w16sdtfl w16du wp14">
+<w:endnotes xmlns:wpc="http://schemas.microsoft.com/office/word/2010/wordprocessingCanvas" xmlns:cx="http://schemas.microsoft.com/office/drawing/2014/chartex" xmlns:cx1="http://schemas.microsoft.com/office/drawing/2015/9/8/chartex" xmlns:cx2="http://schemas.microsoft.com/office/drawing/2015/10/21/chartex" xmlns:cx3="http://schemas.microsoft.com/office/drawing/2016/5/9/chartex" xmlns:cx4="http://schemas.microsoft.com/office/drawing/2016/5/10/chartex" xmlns:cx5="http://schemas.microsoft.com/office/drawing/2016/5/11/chartex" xmlns:cx6="http://schemas.microsoft.com/office/drawing/2016/5/12/chartex" xmlns:cx7="http://schemas.microsoft.com/office/drawing/2016/5/13/chartex" xmlns:cx8="http://schemas.microsoft.com/office/drawing/2016/5/14/chartex" xmlns:mc="http://schemas.openxmlformats.org/markup-compatibility/2006" xmlns:m="http://schemas.openxmlformats.org/officeDocument/2006/math" xmlns:aink="http://schemas.microsoft.com/office/drawing/2016/ink" xmlns:am3d="http://schemas.microsoft.com/office/drawing/2017/model3d" xmlns:oel="http://schemas.microsoft.com/office/2019/extlst" xmlns:r="http://schemas.openxmlformats.org/officeDocument/2006/relationships" xmlns:wp14="http://schemas.microsoft.com/office/word/2010/wordprocessingDrawing" xmlns:wp="http://schemas.openxmlformats.org/drawingml/2006/wordprocessingDrawing" xmlns:wpg="http://schemas.microsoft.com/office/word/2010/wordprocessingGroup" xmlns:wpi="http://schemas.microsoft.com/office/word/2010/wordprocessingInk" xmlns:wps="http://schemas.microsoft.com/office/word/2010/wordprocessingShape" xmlns:o="urn:schemas-microsoft-com:office:office" xmlns:v="urn:schemas-microsoft-com:vml" xmlns:w10="urn:schemas-microsoft-com:office:word" xmlns:w="http://schemas.openxmlformats.org/wordprocessingml/2006/main" xmlns:w14="http://schemas.microsoft.com/office/word/2010/wordml" xmlns:w15="http://schemas.microsoft.com/office/word/2012/wordml" xmlns:w16cex="http://schemas.microsoft.com/office/word/2018/wordml/cex" xmlns:w16cid="http://schemas.microsoft.com/office/word/2016/wordml/cid" xmlns:w16="http://schemas.microsoft.com/office/word/2018/wordml" xmlns:w16sdtdh="http://schemas.microsoft.com/office/word/2020/wordml/sdtdatahash" xmlns:w16sdtfl="http://schemas.microsoft.com/office/word/2024/wordml/sdtformatlock" xmlns:w16se="http://schemas.microsoft.com/office/word/2015/wordml/symex" xmlns:w16du="http://schemas.microsoft.com/office/word/2023/wordml/word16du" xmlns:wne="http://schemas.microsoft.com/office/word/2006/wordml" mc:Ignorable="w14 w15 w16se w16cid w16 w16cex w16sdtdh w16sdtfl w16du wp14">
   <w:endnote w:type="separator" w:id="-1">
     <w:p>
       <w:r>
@@ -2284,392 +2266,8 @@
 </w:endnotes>
 </file>
 
-<file path=word/footer1.xml><?xml version="1.0" encoding="utf-8"?>
-<w:ftr xmlns:wpc="http://schemas.microsoft.com/office/word/2010/wordprocessingCanvas" xmlns:cx="http://schemas.microsoft.com/office/drawing/2014/chartex" xmlns:cx1="http://schemas.microsoft.com/office/drawing/2015/9/8/chartex" xmlns:cx2="http://schemas.microsoft.com/office/drawing/2015/10/21/chartex" xmlns:cx3="http://schemas.microsoft.com/office/drawing/2016/5/9/chartex" xmlns:cx4="http://schemas.microsoft.com/office/drawing/2016/5/10/chartex" xmlns:cx5="http://schemas.microsoft.com/office/drawing/2016/5/11/chartex" xmlns:cx6="http://schemas.microsoft.com/office/drawing/2016/5/12/chartex" xmlns:cx7="http://schemas.microsoft.com/office/drawing/2016/5/13/chartex" xmlns:cx8="http://schemas.microsoft.com/office/drawing/2016/5/14/chartex" xmlns:mc="http://schemas.openxmlformats.org/markup-compatibility/2006" xmlns:aink="http://schemas.microsoft.com/office/drawing/2016/ink" xmlns:am3d="http://schemas.microsoft.com/office/drawing/2017/model3d" xmlns:o="urn:schemas-microsoft-com:office:office" xmlns:oel="http://schemas.microsoft.com/office/2019/extlst" xmlns:r="http://schemas.openxmlformats.org/officeDocument/2006/relationships" xmlns:m="http://schemas.openxmlformats.org/officeDocument/2006/math" xmlns:v="urn:schemas-microsoft-com:vml" xmlns:wp14="http://schemas.microsoft.com/office/word/2010/wordprocessingDrawing" xmlns:wp="http://schemas.openxmlformats.org/drawingml/2006/wordprocessingDrawing" xmlns:w10="urn:schemas-microsoft-com:office:word" xmlns:w="http://schemas.openxmlformats.org/wordprocessingml/2006/main" xmlns:w14="http://schemas.microsoft.com/office/word/2010/wordml" xmlns:w15="http://schemas.microsoft.com/office/word/2012/wordml" xmlns:w16cex="http://schemas.microsoft.com/office/word/2018/wordml/cex" xmlns:w16cid="http://schemas.microsoft.com/office/word/2016/wordml/cid" xmlns:w16="http://schemas.microsoft.com/office/word/2018/wordml" xmlns:w16du="http://schemas.microsoft.com/office/word/2023/wordml/word16du" xmlns:w16sdtdh="http://schemas.microsoft.com/office/word/2020/wordml/sdtdatahash" xmlns:w16sdtfl="http://schemas.microsoft.com/office/word/2024/wordml/sdtformatlock" xmlns:w16se="http://schemas.microsoft.com/office/word/2015/wordml/symex" xmlns:wpg="http://schemas.microsoft.com/office/word/2010/wordprocessingGroup" xmlns:wpi="http://schemas.microsoft.com/office/word/2010/wordprocessingInk" xmlns:wne="http://schemas.microsoft.com/office/word/2006/wordml" xmlns:wps="http://schemas.microsoft.com/office/word/2010/wordprocessingShape" mc:Ignorable="w14 w15 w16se w16cid w16 w16cex w16sdtdh w16sdtfl w16du wp14">
-  <w:p>
-    <w:pPr>
-      <w:pStyle w:val="Pieddepage"/>
-    </w:pPr>
-  </w:p>
-</w:ftr>
-</file>
-
-<file path=word/footer2.xml><?xml version="1.0" encoding="utf-8"?>
-<w:ftr xmlns:wpc="http://schemas.microsoft.com/office/word/2010/wordprocessingCanvas" xmlns:cx="http://schemas.microsoft.com/office/drawing/2014/chartex" xmlns:cx1="http://schemas.microsoft.com/office/drawing/2015/9/8/chartex" xmlns:cx2="http://schemas.microsoft.com/office/drawing/2015/10/21/chartex" xmlns:cx3="http://schemas.microsoft.com/office/drawing/2016/5/9/chartex" xmlns:cx4="http://schemas.microsoft.com/office/drawing/2016/5/10/chartex" xmlns:cx5="http://schemas.microsoft.com/office/drawing/2016/5/11/chartex" xmlns:cx6="http://schemas.microsoft.com/office/drawing/2016/5/12/chartex" xmlns:cx7="http://schemas.microsoft.com/office/drawing/2016/5/13/chartex" xmlns:cx8="http://schemas.microsoft.com/office/drawing/2016/5/14/chartex" xmlns:mc="http://schemas.openxmlformats.org/markup-compatibility/2006" xmlns:aink="http://schemas.microsoft.com/office/drawing/2016/ink" xmlns:am3d="http://schemas.microsoft.com/office/drawing/2017/model3d" xmlns:o="urn:schemas-microsoft-com:office:office" xmlns:oel="http://schemas.microsoft.com/office/2019/extlst" xmlns:r="http://schemas.openxmlformats.org/officeDocument/2006/relationships" xmlns:m="http://schemas.openxmlformats.org/officeDocument/2006/math" xmlns:v="urn:schemas-microsoft-com:vml" xmlns:wp14="http://schemas.microsoft.com/office/word/2010/wordprocessingDrawing" xmlns:wp="http://schemas.openxmlformats.org/drawingml/2006/wordprocessingDrawing" xmlns:w10="urn:schemas-microsoft-com:office:word" xmlns:w="http://schemas.openxmlformats.org/wordprocessingml/2006/main" xmlns:w14="http://schemas.microsoft.com/office/word/2010/wordml" xmlns:w15="http://schemas.microsoft.com/office/word/2012/wordml" xmlns:w16cex="http://schemas.microsoft.com/office/word/2018/wordml/cex" xmlns:w16cid="http://schemas.microsoft.com/office/word/2016/wordml/cid" xmlns:w16="http://schemas.microsoft.com/office/word/2018/wordml" xmlns:w16du="http://schemas.microsoft.com/office/word/2023/wordml/word16du" xmlns:w16sdtdh="http://schemas.microsoft.com/office/word/2020/wordml/sdtdatahash" xmlns:w16sdtfl="http://schemas.microsoft.com/office/word/2024/wordml/sdtformatlock" xmlns:w16se="http://schemas.microsoft.com/office/word/2015/wordml/symex" xmlns:wpg="http://schemas.microsoft.com/office/word/2010/wordprocessingGroup" xmlns:wpi="http://schemas.microsoft.com/office/word/2010/wordprocessingInk" xmlns:wne="http://schemas.microsoft.com/office/word/2006/wordml" xmlns:wps="http://schemas.microsoft.com/office/word/2010/wordprocessingShape" mc:Ignorable="w14 w15 w16se w16cid w16 w16cex w16sdtdh w16sdtfl w16du wp14">
-  <w:tbl>
-    <w:tblPr>
-      <w:tblW w:w="4900" w:type="pct"/>
-      <w:tblInd w:w="198" w:type="dxa"/>
-      <w:tblLayout w:type="fixed"/>
-      <w:tblCellMar>
-        <w:left w:w="5" w:type="dxa"/>
-        <w:right w:w="5" w:type="dxa"/>
-      </w:tblCellMar>
-      <w:tblLook w:val="04A0" w:firstRow="1" w:lastRow="0" w:firstColumn="1" w:lastColumn="0" w:noHBand="0" w:noVBand="1"/>
-    </w:tblPr>
-    <w:tblGrid>
-      <w:gridCol w:w="3441"/>
-      <w:gridCol w:w="1547"/>
-      <w:gridCol w:w="3359"/>
-      <w:gridCol w:w="1978"/>
-    </w:tblGrid>
-    <w:tr>
-      <w:trPr>
-        <w:cantSplit/>
-        <w:trHeight w:val="624"/>
-      </w:trPr>
-      <w:tc>
-        <w:tcPr>
-          <w:tcW w:w="3444" w:type="dxa"/>
-          <w:tcBorders>
-            <w:top w:val="single" w:sz="4" w:space="0" w:color="FFFFFF"/>
-            <w:left w:val="single" w:sz="4" w:space="0" w:color="FFFFFF"/>
-            <w:bottom w:val="single" w:sz="4" w:space="0" w:color="FFFFFF"/>
-            <w:right w:val="single" w:sz="4" w:space="0" w:color="FFFFFF"/>
-          </w:tcBorders>
-        </w:tcPr>
-        <w:p>
-          <w:pPr>
-            <w:pStyle w:val="ADRESSEpieddepage"/>
-          </w:pPr>
-          <w:r>
-            <w:t>Faculté de médecine</w:t>
-          </w:r>
-          <w:r>
-            <w:br/>
-            <w:t xml:space="preserve">10 bd Tonnellé </w:t>
-          </w:r>
-          <w:r>
-            <w:br/>
-            <w:t>BP 3223</w:t>
-          </w:r>
-          <w:r>
-            <w:br/>
-            <w:t>37032 Tours cedex 1</w:t>
-          </w:r>
-        </w:p>
-      </w:tc>
-      <w:tc>
-        <w:tcPr>
-          <w:tcW w:w="1548" w:type="dxa"/>
-          <w:tcBorders>
-            <w:top w:val="single" w:sz="4" w:space="0" w:color="FFFFFF"/>
-            <w:left w:val="single" w:sz="4" w:space="0" w:color="FFFFFF"/>
-            <w:bottom w:val="single" w:sz="4" w:space="0" w:color="FFFFFF"/>
-            <w:right w:val="single" w:sz="4" w:space="0" w:color="FFFFFF"/>
-          </w:tcBorders>
-        </w:tcPr>
-        <w:p>
-          <w:pPr>
-            <w:pStyle w:val="ADRESSEpieddepage"/>
-          </w:pPr>
-          <w:r>
-            <w:t>02 34 37 96 43</w:t>
-          </w:r>
-        </w:p>
-        <w:p>
-          <w:pPr>
-            <w:pStyle w:val="ADRESSEpieddepage"/>
-          </w:pPr>
-          <w:r>
-            <w:t>02 47 36 61 36</w:t>
-          </w:r>
-        </w:p>
-        <w:p>
-          <w:pPr>
-            <w:pStyle w:val="ADRESSEpieddepage"/>
-          </w:pPr>
-          <w:r>
-            <w:t>02 47 36 60 40</w:t>
-          </w:r>
-        </w:p>
-      </w:tc>
-      <w:tc>
-        <w:tcPr>
-          <w:tcW w:w="3362" w:type="dxa"/>
-          <w:tcBorders>
-            <w:top w:val="single" w:sz="4" w:space="0" w:color="FFFFFF"/>
-            <w:left w:val="single" w:sz="4" w:space="0" w:color="FFFFFF"/>
-            <w:bottom w:val="single" w:sz="4" w:space="0" w:color="FFFFFF"/>
-            <w:right w:val="single" w:sz="4" w:space="0" w:color="FFFFFF"/>
-          </w:tcBorders>
-        </w:tcPr>
-        <w:p>
-          <w:pPr>
-            <w:pStyle w:val="ADRESSEpieddepage"/>
-          </w:pPr>
-          <w:hyperlink r:id="rId1">
-            <w:r>
-              <w:rPr>
-                <w:rStyle w:val="Lienhypertexte"/>
-              </w:rPr>
-              <w:t>stephane.velut@univ-tours.fr</w:t>
-            </w:r>
-          </w:hyperlink>
-        </w:p>
-        <w:p>
-          <w:pPr>
-            <w:pStyle w:val="ADRESSEpieddepage"/>
-          </w:pPr>
-          <w:hyperlink r:id="rId2">
-            <w:r>
-              <w:rPr>
-                <w:rStyle w:val="Lienhypertexte"/>
-              </w:rPr>
-              <w:t>christophe.destrieux@univ-tours.fr</w:t>
-            </w:r>
-          </w:hyperlink>
-        </w:p>
-        <w:p>
-          <w:pPr>
-            <w:pStyle w:val="ADRESSEpieddepage"/>
-          </w:pPr>
-          <w:hyperlink r:id="rId3">
-            <w:r>
-              <w:rPr>
-                <w:rStyle w:val="Lienhypertexte"/>
-              </w:rPr>
-              <w:t>carine.beausse@univ-tours.fr</w:t>
-            </w:r>
-          </w:hyperlink>
-        </w:p>
-      </w:tc>
-      <w:tc>
-        <w:tcPr>
-          <w:tcW w:w="1980" w:type="dxa"/>
-          <w:tcBorders>
-            <w:top w:val="single" w:sz="4" w:space="0" w:color="FFFFFF"/>
-            <w:left w:val="single" w:sz="4" w:space="0" w:color="FFFFFF"/>
-            <w:bottom w:val="single" w:sz="4" w:space="0" w:color="FFFFFF"/>
-            <w:right w:val="single" w:sz="4" w:space="0" w:color="FFFFFF"/>
-          </w:tcBorders>
-        </w:tcPr>
-        <w:p>
-          <w:pPr>
-            <w:pStyle w:val="ADRESSEpieddepage"/>
-          </w:pPr>
-          <w:r>
-            <w:t>med.univ-tours.fr</w:t>
-          </w:r>
-        </w:p>
-      </w:tc>
-    </w:tr>
-  </w:tbl>
-  <w:p>
-    <w:pPr>
-      <w:pStyle w:val="ADRESSEpieddepage"/>
-    </w:pPr>
-  </w:p>
-</w:ftr>
-</file>
-
-<file path=word/footer3.xml><?xml version="1.0" encoding="utf-8"?>
-<w:ftr xmlns:wpc="http://schemas.microsoft.com/office/word/2010/wordprocessingCanvas" xmlns:cx="http://schemas.microsoft.com/office/drawing/2014/chartex" xmlns:cx1="http://schemas.microsoft.com/office/drawing/2015/9/8/chartex" xmlns:cx2="http://schemas.microsoft.com/office/drawing/2015/10/21/chartex" xmlns:cx3="http://schemas.microsoft.com/office/drawing/2016/5/9/chartex" xmlns:cx4="http://schemas.microsoft.com/office/drawing/2016/5/10/chartex" xmlns:cx5="http://schemas.microsoft.com/office/drawing/2016/5/11/chartex" xmlns:cx6="http://schemas.microsoft.com/office/drawing/2016/5/12/chartex" xmlns:cx7="http://schemas.microsoft.com/office/drawing/2016/5/13/chartex" xmlns:cx8="http://schemas.microsoft.com/office/drawing/2016/5/14/chartex" xmlns:mc="http://schemas.openxmlformats.org/markup-compatibility/2006" xmlns:aink="http://schemas.microsoft.com/office/drawing/2016/ink" xmlns:am3d="http://schemas.microsoft.com/office/drawing/2017/model3d" xmlns:o="urn:schemas-microsoft-com:office:office" xmlns:oel="http://schemas.microsoft.com/office/2019/extlst" xmlns:r="http://schemas.openxmlformats.org/officeDocument/2006/relationships" xmlns:m="http://schemas.openxmlformats.org/officeDocument/2006/math" xmlns:v="urn:schemas-microsoft-com:vml" xmlns:wp14="http://schemas.microsoft.com/office/word/2010/wordprocessingDrawing" xmlns:wp="http://schemas.openxmlformats.org/drawingml/2006/wordprocessingDrawing" xmlns:w10="urn:schemas-microsoft-com:office:word" xmlns:w="http://schemas.openxmlformats.org/wordprocessingml/2006/main" xmlns:w14="http://schemas.microsoft.com/office/word/2010/wordml" xmlns:w15="http://schemas.microsoft.com/office/word/2012/wordml" xmlns:w16cex="http://schemas.microsoft.com/office/word/2018/wordml/cex" xmlns:w16cid="http://schemas.microsoft.com/office/word/2016/wordml/cid" xmlns:w16="http://schemas.microsoft.com/office/word/2018/wordml" xmlns:w16du="http://schemas.microsoft.com/office/word/2023/wordml/word16du" xmlns:w16sdtdh="http://schemas.microsoft.com/office/word/2020/wordml/sdtdatahash" xmlns:w16sdtfl="http://schemas.microsoft.com/office/word/2024/wordml/sdtformatlock" xmlns:w16se="http://schemas.microsoft.com/office/word/2015/wordml/symex" xmlns:wpg="http://schemas.microsoft.com/office/word/2010/wordprocessingGroup" xmlns:wpi="http://schemas.microsoft.com/office/word/2010/wordprocessingInk" xmlns:wne="http://schemas.microsoft.com/office/word/2006/wordml" xmlns:wps="http://schemas.microsoft.com/office/word/2010/wordprocessingShape" mc:Ignorable="w14 w15 w16se w16cid w16 w16cex w16sdtdh w16sdtfl w16du wp14">
-  <w:tbl>
-    <w:tblPr>
-      <w:tblW w:w="4900" w:type="pct"/>
-      <w:tblInd w:w="198" w:type="dxa"/>
-      <w:tblLayout w:type="fixed"/>
-      <w:tblCellMar>
-        <w:left w:w="5" w:type="dxa"/>
-        <w:right w:w="5" w:type="dxa"/>
-      </w:tblCellMar>
-      <w:tblLook w:val="04A0" w:firstRow="1" w:lastRow="0" w:firstColumn="1" w:lastColumn="0" w:noHBand="0" w:noVBand="1"/>
-    </w:tblPr>
-    <w:tblGrid>
-      <w:gridCol w:w="3468"/>
-      <w:gridCol w:w="1524"/>
-      <w:gridCol w:w="3359"/>
-      <w:gridCol w:w="1974"/>
-    </w:tblGrid>
-    <w:tr>
-      <w:trPr>
-        <w:cantSplit/>
-        <w:trHeight w:val="624"/>
-      </w:trPr>
-      <w:tc>
-        <w:tcPr>
-          <w:tcW w:w="3471" w:type="dxa"/>
-          <w:tcBorders>
-            <w:top w:val="single" w:sz="4" w:space="0" w:color="FFFFFF"/>
-            <w:left w:val="single" w:sz="4" w:space="0" w:color="FFFFFF"/>
-            <w:bottom w:val="single" w:sz="4" w:space="0" w:color="FFFFFF"/>
-            <w:right w:val="single" w:sz="4" w:space="0" w:color="FFFFFF"/>
-          </w:tcBorders>
-        </w:tcPr>
-        <w:p>
-          <w:pPr>
-            <w:pStyle w:val="ADRESSEpieddepage"/>
-            <w:rPr>
-              <w:rFonts w:ascii="Arial" w:hAnsi="Arial" w:cs="Arial"/>
-            </w:rPr>
-          </w:pPr>
-          <w:r>
-            <w:rPr>
-              <w:rFonts w:ascii="Arial" w:hAnsi="Arial" w:cs="Arial"/>
-            </w:rPr>
-            <w:t>Faculté de médecine</w:t>
-          </w:r>
-          <w:r>
-            <w:rPr>
-              <w:rFonts w:ascii="Arial" w:hAnsi="Arial" w:cs="Arial"/>
-            </w:rPr>
-            <w:br/>
-            <w:t xml:space="preserve">10 bd Tonnellé </w:t>
-          </w:r>
-          <w:r>
-            <w:rPr>
-              <w:rFonts w:ascii="Arial" w:hAnsi="Arial" w:cs="Arial"/>
-            </w:rPr>
-            <w:br/>
-            <w:t>BP 3223</w:t>
-          </w:r>
-          <w:r>
-            <w:rPr>
-              <w:rFonts w:ascii="Arial" w:hAnsi="Arial" w:cs="Arial"/>
-            </w:rPr>
-            <w:br/>
-            <w:t>37032 Tours cedex 1</w:t>
-          </w:r>
-        </w:p>
-      </w:tc>
-      <w:tc>
-        <w:tcPr>
-          <w:tcW w:w="1525" w:type="dxa"/>
-          <w:tcBorders>
-            <w:top w:val="single" w:sz="4" w:space="0" w:color="FFFFFF"/>
-            <w:left w:val="single" w:sz="4" w:space="0" w:color="FFFFFF"/>
-            <w:bottom w:val="single" w:sz="4" w:space="0" w:color="FFFFFF"/>
-            <w:right w:val="single" w:sz="4" w:space="0" w:color="FFFFFF"/>
-          </w:tcBorders>
-        </w:tcPr>
-        <w:p>
-          <w:pPr>
-            <w:pStyle w:val="ADRESSEpieddepage"/>
-            <w:rPr>
-              <w:rFonts w:ascii="Arial" w:hAnsi="Arial" w:cs="Arial"/>
-            </w:rPr>
-          </w:pPr>
-          <w:r>
-            <w:rPr>
-              <w:rFonts w:ascii="Arial" w:hAnsi="Arial" w:cs="Arial"/>
-            </w:rPr>
-            <w:t>02 47 36 61 36</w:t>
-          </w:r>
-        </w:p>
-        <w:p>
-          <w:pPr>
-            <w:pStyle w:val="ADRESSEpieddepage"/>
-            <w:rPr>
-              <w:rFonts w:ascii="Arial" w:hAnsi="Arial" w:cs="Arial"/>
-            </w:rPr>
-          </w:pPr>
-          <w:r>
-            <w:rPr>
-              <w:rFonts w:ascii="Arial" w:hAnsi="Arial" w:cs="Arial"/>
-            </w:rPr>
-            <w:t>02 47 36 60 40</w:t>
-          </w:r>
-        </w:p>
-      </w:tc>
-      <w:tc>
-        <w:tcPr>
-          <w:tcW w:w="3362" w:type="dxa"/>
-          <w:tcBorders>
-            <w:top w:val="single" w:sz="4" w:space="0" w:color="FFFFFF"/>
-            <w:left w:val="single" w:sz="4" w:space="0" w:color="FFFFFF"/>
-            <w:bottom w:val="single" w:sz="4" w:space="0" w:color="FFFFFF"/>
-            <w:right w:val="single" w:sz="4" w:space="0" w:color="FFFFFF"/>
-          </w:tcBorders>
-        </w:tcPr>
-        <w:p>
-          <w:pPr>
-            <w:pStyle w:val="ADRESSEpieddepage"/>
-            <w:rPr>
-              <w:rFonts w:ascii="Arial" w:hAnsi="Arial" w:cs="Arial"/>
-              <w:color w:val="0563C1"/>
-              <w:u w:val="single"/>
-            </w:rPr>
-          </w:pPr>
-          <w:hyperlink r:id="rId1">
-            <w:r>
-              <w:rPr>
-                <w:rStyle w:val="Lienhypertexte"/>
-                <w:rFonts w:ascii="Arial" w:hAnsi="Arial" w:cs="Arial"/>
-              </w:rPr>
-              <w:t>christophe.destrieux@univ-tours.fr</w:t>
-            </w:r>
-          </w:hyperlink>
-        </w:p>
-        <w:p>
-          <w:pPr>
-            <w:pStyle w:val="ADRESSEpieddepage"/>
-            <w:rPr>
-              <w:rFonts w:ascii="Arial" w:hAnsi="Arial" w:cs="Arial"/>
-            </w:rPr>
-          </w:pPr>
-          <w:hyperlink r:id="rId2">
-            <w:r>
-              <w:rPr>
-                <w:rStyle w:val="Lienhypertexte"/>
-                <w:rFonts w:ascii="Arial" w:hAnsi="Arial" w:cs="Arial"/>
-              </w:rPr>
-              <w:t>carine.beausse@univ-tours.fr</w:t>
-            </w:r>
-          </w:hyperlink>
-        </w:p>
-      </w:tc>
-      <w:tc>
-        <w:tcPr>
-          <w:tcW w:w="1976" w:type="dxa"/>
-          <w:tcBorders>
-            <w:top w:val="single" w:sz="4" w:space="0" w:color="FFFFFF"/>
-            <w:left w:val="single" w:sz="4" w:space="0" w:color="FFFFFF"/>
-            <w:bottom w:val="single" w:sz="4" w:space="0" w:color="FFFFFF"/>
-            <w:right w:val="single" w:sz="4" w:space="0" w:color="FFFFFF"/>
-          </w:tcBorders>
-        </w:tcPr>
-        <w:p>
-          <w:pPr>
-            <w:pStyle w:val="ADRESSEpieddepage"/>
-            <w:rPr>
-              <w:rFonts w:ascii="Arial" w:hAnsi="Arial" w:cs="Arial"/>
-            </w:rPr>
-          </w:pPr>
-          <w:hyperlink r:id="rId3">
-            <w:r>
-              <w:rPr>
-                <w:rStyle w:val="Lienhypertexte"/>
-                <w:rFonts w:ascii="Arial" w:hAnsi="Arial" w:cs="Arial"/>
-              </w:rPr>
-              <w:t>dons-corps.univ-tours.fr</w:t>
-            </w:r>
-          </w:hyperlink>
-        </w:p>
-        <w:p>
-          <w:pPr>
-            <w:pStyle w:val="ADRESSEpieddepage"/>
-            <w:rPr>
-              <w:rFonts w:ascii="Arial" w:hAnsi="Arial" w:cs="Arial"/>
-            </w:rPr>
-          </w:pPr>
-        </w:p>
-      </w:tc>
-    </w:tr>
-  </w:tbl>
-  <w:p>
-    <w:pPr>
-      <w:pStyle w:val="ADRESSEpieddepage"/>
-      <w:rPr>
-        <w:rFonts w:ascii="Arial" w:hAnsi="Arial" w:cs="Arial"/>
-      </w:rPr>
-    </w:pPr>
-  </w:p>
-</w:ftr>
-</file>
-
 <file path=word/footnotes.xml><?xml version="1.0" encoding="utf-8"?>
-<w:footnotes xmlns:wpc="http://schemas.microsoft.com/office/word/2010/wordprocessingCanvas" xmlns:cx="http://schemas.microsoft.com/office/drawing/2014/chartex" xmlns:cx1="http://schemas.microsoft.com/office/drawing/2015/9/8/chartex" xmlns:cx2="http://schemas.microsoft.com/office/drawing/2015/10/21/chartex" xmlns:cx3="http://schemas.microsoft.com/office/drawing/2016/5/9/chartex" xmlns:cx4="http://schemas.microsoft.com/office/drawing/2016/5/10/chartex" xmlns:cx5="http://schemas.microsoft.com/office/drawing/2016/5/11/chartex" xmlns:cx6="http://schemas.microsoft.com/office/drawing/2016/5/12/chartex" xmlns:cx7="http://schemas.microsoft.com/office/drawing/2016/5/13/chartex" xmlns:cx8="http://schemas.microsoft.com/office/drawing/2016/5/14/chartex" xmlns:mc="http://schemas.openxmlformats.org/markup-compatibility/2006" xmlns:aink="http://schemas.microsoft.com/office/drawing/2016/ink" xmlns:am3d="http://schemas.microsoft.com/office/drawing/2017/model3d" xmlns:o="urn:schemas-microsoft-com:office:office" xmlns:oel="http://schemas.microsoft.com/office/2019/extlst" xmlns:r="http://schemas.openxmlformats.org/officeDocument/2006/relationships" xmlns:m="http://schemas.openxmlformats.org/officeDocument/2006/math" xmlns:v="urn:schemas-microsoft-com:vml" xmlns:wp14="http://schemas.microsoft.com/office/word/2010/wordprocessingDrawing" xmlns:wp="http://schemas.openxmlformats.org/drawingml/2006/wordprocessingDrawing" xmlns:w10="urn:schemas-microsoft-com:office:word" xmlns:w="http://schemas.openxmlformats.org/wordprocessingml/2006/main" xmlns:w14="http://schemas.microsoft.com/office/word/2010/wordml" xmlns:w15="http://schemas.microsoft.com/office/word/2012/wordml" xmlns:w16cex="http://schemas.microsoft.com/office/word/2018/wordml/cex" xmlns:w16cid="http://schemas.microsoft.com/office/word/2016/wordml/cid" xmlns:w16="http://schemas.microsoft.com/office/word/2018/wordml" xmlns:w16du="http://schemas.microsoft.com/office/word/2023/wordml/word16du" xmlns:w16sdtdh="http://schemas.microsoft.com/office/word/2020/wordml/sdtdatahash" xmlns:w16sdtfl="http://schemas.microsoft.com/office/word/2024/wordml/sdtformatlock" xmlns:w16se="http://schemas.microsoft.com/office/word/2015/wordml/symex" xmlns:wpg="http://schemas.microsoft.com/office/word/2010/wordprocessingGroup" xmlns:wpi="http://schemas.microsoft.com/office/word/2010/wordprocessingInk" xmlns:wne="http://schemas.microsoft.com/office/word/2006/wordml" xmlns:wps="http://schemas.microsoft.com/office/word/2010/wordprocessingShape" mc:Ignorable="w14 w15 w16se w16cid w16 w16cex w16sdtdh w16sdtfl w16du wp14">
+<w:footnotes xmlns:wpc="http://schemas.microsoft.com/office/word/2010/wordprocessingCanvas" xmlns:cx="http://schemas.microsoft.com/office/drawing/2014/chartex" xmlns:cx1="http://schemas.microsoft.com/office/drawing/2015/9/8/chartex" xmlns:cx2="http://schemas.microsoft.com/office/drawing/2015/10/21/chartex" xmlns:cx3="http://schemas.microsoft.com/office/drawing/2016/5/9/chartex" xmlns:cx4="http://schemas.microsoft.com/office/drawing/2016/5/10/chartex" xmlns:cx5="http://schemas.microsoft.com/office/drawing/2016/5/11/chartex" xmlns:cx6="http://schemas.microsoft.com/office/drawing/2016/5/12/chartex" xmlns:cx7="http://schemas.microsoft.com/office/drawing/2016/5/13/chartex" xmlns:cx8="http://schemas.microsoft.com/office/drawing/2016/5/14/chartex" xmlns:mc="http://schemas.openxmlformats.org/markup-compatibility/2006" xmlns:m="http://schemas.openxmlformats.org/officeDocument/2006/math" xmlns:aink="http://schemas.microsoft.com/office/drawing/2016/ink" xmlns:am3d="http://schemas.microsoft.com/office/drawing/2017/model3d" xmlns:oel="http://schemas.microsoft.com/office/2019/extlst" xmlns:r="http://schemas.openxmlformats.org/officeDocument/2006/relationships" xmlns:wp14="http://schemas.microsoft.com/office/word/2010/wordprocessingDrawing" xmlns:wp="http://schemas.openxmlformats.org/drawingml/2006/wordprocessingDrawing" xmlns:wpg="http://schemas.microsoft.com/office/word/2010/wordprocessingGroup" xmlns:wpi="http://schemas.microsoft.com/office/word/2010/wordprocessingInk" xmlns:wps="http://schemas.microsoft.com/office/word/2010/wordprocessingShape" xmlns:o="urn:schemas-microsoft-com:office:office" xmlns:v="urn:schemas-microsoft-com:vml" xmlns:w10="urn:schemas-microsoft-com:office:word" xmlns:w="http://schemas.openxmlformats.org/wordprocessingml/2006/main" xmlns:w14="http://schemas.microsoft.com/office/word/2010/wordml" xmlns:w15="http://schemas.microsoft.com/office/word/2012/wordml" xmlns:w16cex="http://schemas.microsoft.com/office/word/2018/wordml/cex" xmlns:w16cid="http://schemas.microsoft.com/office/word/2016/wordml/cid" xmlns:w16="http://schemas.microsoft.com/office/word/2018/wordml" xmlns:w16sdtdh="http://schemas.microsoft.com/office/word/2020/wordml/sdtdatahash" xmlns:w16sdtfl="http://schemas.microsoft.com/office/word/2024/wordml/sdtformatlock" xmlns:w16se="http://schemas.microsoft.com/office/word/2015/wordml/symex" xmlns:w16du="http://schemas.microsoft.com/office/word/2023/wordml/word16du" xmlns:wne="http://schemas.microsoft.com/office/word/2006/wordml" mc:Ignorable="w14 w15 w16se w16cid w16 w16cex w16sdtdh w16sdtfl w16du wp14">
   <w:footnote w:type="separator" w:id="-1">
     <w:p>
       <w:r>
@@ -2687,135 +2285,8 @@
 </w:footnotes>
 </file>
 
-<file path=word/header1.xml><?xml version="1.0" encoding="utf-8"?>
-<w:hdr xmlns:wpc="http://schemas.microsoft.com/office/word/2010/wordprocessingCanvas" xmlns:cx="http://schemas.microsoft.com/office/drawing/2014/chartex" xmlns:cx1="http://schemas.microsoft.com/office/drawing/2015/9/8/chartex" xmlns:cx2="http://schemas.microsoft.com/office/drawing/2015/10/21/chartex" xmlns:cx3="http://schemas.microsoft.com/office/drawing/2016/5/9/chartex" xmlns:cx4="http://schemas.microsoft.com/office/drawing/2016/5/10/chartex" xmlns:cx5="http://schemas.microsoft.com/office/drawing/2016/5/11/chartex" xmlns:cx6="http://schemas.microsoft.com/office/drawing/2016/5/12/chartex" xmlns:cx7="http://schemas.microsoft.com/office/drawing/2016/5/13/chartex" xmlns:cx8="http://schemas.microsoft.com/office/drawing/2016/5/14/chartex" xmlns:mc="http://schemas.openxmlformats.org/markup-compatibility/2006" xmlns:aink="http://schemas.microsoft.com/office/drawing/2016/ink" xmlns:am3d="http://schemas.microsoft.com/office/drawing/2017/model3d" xmlns:o="urn:schemas-microsoft-com:office:office" xmlns:oel="http://schemas.microsoft.com/office/2019/extlst" xmlns:r="http://schemas.openxmlformats.org/officeDocument/2006/relationships" xmlns:m="http://schemas.openxmlformats.org/officeDocument/2006/math" xmlns:v="urn:schemas-microsoft-com:vml" xmlns:wp14="http://schemas.microsoft.com/office/word/2010/wordprocessingDrawing" xmlns:wp="http://schemas.openxmlformats.org/drawingml/2006/wordprocessingDrawing" xmlns:w10="urn:schemas-microsoft-com:office:word" xmlns:w="http://schemas.openxmlformats.org/wordprocessingml/2006/main" xmlns:w14="http://schemas.microsoft.com/office/word/2010/wordml" xmlns:w15="http://schemas.microsoft.com/office/word/2012/wordml" xmlns:w16cex="http://schemas.microsoft.com/office/word/2018/wordml/cex" xmlns:w16cid="http://schemas.microsoft.com/office/word/2016/wordml/cid" xmlns:w16="http://schemas.microsoft.com/office/word/2018/wordml" xmlns:w16du="http://schemas.microsoft.com/office/word/2023/wordml/word16du" xmlns:w16sdtdh="http://schemas.microsoft.com/office/word/2020/wordml/sdtdatahash" xmlns:w16sdtfl="http://schemas.microsoft.com/office/word/2024/wordml/sdtformatlock" xmlns:w16se="http://schemas.microsoft.com/office/word/2015/wordml/symex" xmlns:wpg="http://schemas.microsoft.com/office/word/2010/wordprocessingGroup" xmlns:wpi="http://schemas.microsoft.com/office/word/2010/wordprocessingInk" xmlns:wne="http://schemas.microsoft.com/office/word/2006/wordml" xmlns:wps="http://schemas.microsoft.com/office/word/2010/wordprocessingShape" mc:Ignorable="w14 w15 w16se w16cid w16 w16cex w16sdtdh w16sdtfl w16du wp14">
-  <w:p>
-    <w:pPr>
-      <w:pStyle w:val="En-tte"/>
-    </w:pPr>
-  </w:p>
-</w:hdr>
-</file>
-
-<file path=word/header2.xml><?xml version="1.0" encoding="utf-8"?>
-<w:hdr xmlns:wpc="http://schemas.microsoft.com/office/word/2010/wordprocessingCanvas" xmlns:cx="http://schemas.microsoft.com/office/drawing/2014/chartex" xmlns:cx1="http://schemas.microsoft.com/office/drawing/2015/9/8/chartex" xmlns:cx2="http://schemas.microsoft.com/office/drawing/2015/10/21/chartex" xmlns:cx3="http://schemas.microsoft.com/office/drawing/2016/5/9/chartex" xmlns:cx4="http://schemas.microsoft.com/office/drawing/2016/5/10/chartex" xmlns:cx5="http://schemas.microsoft.com/office/drawing/2016/5/11/chartex" xmlns:cx6="http://schemas.microsoft.com/office/drawing/2016/5/12/chartex" xmlns:cx7="http://schemas.microsoft.com/office/drawing/2016/5/13/chartex" xmlns:cx8="http://schemas.microsoft.com/office/drawing/2016/5/14/chartex" xmlns:mc="http://schemas.openxmlformats.org/markup-compatibility/2006" xmlns:aink="http://schemas.microsoft.com/office/drawing/2016/ink" xmlns:am3d="http://schemas.microsoft.com/office/drawing/2017/model3d" xmlns:o="urn:schemas-microsoft-com:office:office" xmlns:oel="http://schemas.microsoft.com/office/2019/extlst" xmlns:r="http://schemas.openxmlformats.org/officeDocument/2006/relationships" xmlns:m="http://schemas.openxmlformats.org/officeDocument/2006/math" xmlns:v="urn:schemas-microsoft-com:vml" xmlns:wp14="http://schemas.microsoft.com/office/word/2010/wordprocessingDrawing" xmlns:wp="http://schemas.openxmlformats.org/drawingml/2006/wordprocessingDrawing" xmlns:w10="urn:schemas-microsoft-com:office:word" xmlns:w="http://schemas.openxmlformats.org/wordprocessingml/2006/main" xmlns:w14="http://schemas.microsoft.com/office/word/2010/wordml" xmlns:w15="http://schemas.microsoft.com/office/word/2012/wordml" xmlns:w16cex="http://schemas.microsoft.com/office/word/2018/wordml/cex" xmlns:w16cid="http://schemas.microsoft.com/office/word/2016/wordml/cid" xmlns:w16="http://schemas.microsoft.com/office/word/2018/wordml" xmlns:w16du="http://schemas.microsoft.com/office/word/2023/wordml/word16du" xmlns:w16sdtdh="http://schemas.microsoft.com/office/word/2020/wordml/sdtdatahash" xmlns:w16sdtfl="http://schemas.microsoft.com/office/word/2024/wordml/sdtformatlock" xmlns:w16se="http://schemas.microsoft.com/office/word/2015/wordml/symex" xmlns:wpg="http://schemas.microsoft.com/office/word/2010/wordprocessingGroup" xmlns:wpi="http://schemas.microsoft.com/office/word/2010/wordprocessingInk" xmlns:wne="http://schemas.microsoft.com/office/word/2006/wordml" xmlns:wps="http://schemas.microsoft.com/office/word/2010/wordprocessingShape" mc:Ignorable="w14 w15 w16se w16cid w16 w16cex w16sdtdh w16sdtfl w16du wp14">
-  <w:p>
-    <w:r>
-      <w:rPr>
-        <w:noProof/>
-      </w:rPr>
-      <w:drawing>
-        <wp:anchor distT="0" distB="0" distL="0" distR="0" simplePos="0" relativeHeight="251658240" behindDoc="1" locked="0" layoutInCell="1" allowOverlap="1" wp14:anchorId="7F2551C4" wp14:editId="55BEC92F">
-          <wp:simplePos x="0" y="0"/>
-          <wp:positionH relativeFrom="column">
-            <wp:posOffset>-418465</wp:posOffset>
-          </wp:positionH>
-          <wp:positionV relativeFrom="paragraph">
-            <wp:posOffset>-418465</wp:posOffset>
-          </wp:positionV>
-          <wp:extent cx="7571105" cy="10713720"/>
-          <wp:effectExtent l="0" t="0" r="0" b="0"/>
-          <wp:wrapNone/>
-          <wp:docPr id="1" name="Image 4"/>
-          <wp:cNvGraphicFramePr>
-            <a:graphicFrameLocks xmlns:a="http://schemas.openxmlformats.org/drawingml/2006/main" noChangeAspect="1"/>
-          </wp:cNvGraphicFramePr>
-          <a:graphic xmlns:a="http://schemas.openxmlformats.org/drawingml/2006/main">
-            <a:graphicData uri="http://schemas.openxmlformats.org/drawingml/2006/picture">
-              <pic:pic xmlns:pic="http://schemas.openxmlformats.org/drawingml/2006/picture">
-                <pic:nvPicPr>
-                  <pic:cNvPr id="1" name="Image 4"/>
-                  <pic:cNvPicPr>
-                    <a:picLocks noChangeAspect="1" noChangeArrowheads="1"/>
-                  </pic:cNvPicPr>
-                </pic:nvPicPr>
-                <pic:blipFill>
-                  <a:blip r:embed="rId1"/>
-                  <a:stretch>
-                    <a:fillRect/>
-                  </a:stretch>
-                </pic:blipFill>
-                <pic:spPr bwMode="auto">
-                  <a:xfrm>
-                    <a:off x="0" y="0"/>
-                    <a:ext cx="7571105" cy="10713720"/>
-                  </a:xfrm>
-                  <a:prstGeom prst="rect">
-                    <a:avLst/>
-                  </a:prstGeom>
-                </pic:spPr>
-              </pic:pic>
-            </a:graphicData>
-          </a:graphic>
-        </wp:anchor>
-      </w:drawing>
-    </w:r>
-  </w:p>
-</w:hdr>
-</file>
-
-<file path=word/header3.xml><?xml version="1.0" encoding="utf-8"?>
-<w:hdr xmlns:wpc="http://schemas.microsoft.com/office/word/2010/wordprocessingCanvas" xmlns:cx="http://schemas.microsoft.com/office/drawing/2014/chartex" xmlns:cx1="http://schemas.microsoft.com/office/drawing/2015/9/8/chartex" xmlns:cx2="http://schemas.microsoft.com/office/drawing/2015/10/21/chartex" xmlns:cx3="http://schemas.microsoft.com/office/drawing/2016/5/9/chartex" xmlns:cx4="http://schemas.microsoft.com/office/drawing/2016/5/10/chartex" xmlns:cx5="http://schemas.microsoft.com/office/drawing/2016/5/11/chartex" xmlns:cx6="http://schemas.microsoft.com/office/drawing/2016/5/12/chartex" xmlns:cx7="http://schemas.microsoft.com/office/drawing/2016/5/13/chartex" xmlns:cx8="http://schemas.microsoft.com/office/drawing/2016/5/14/chartex" xmlns:mc="http://schemas.openxmlformats.org/markup-compatibility/2006" xmlns:aink="http://schemas.microsoft.com/office/drawing/2016/ink" xmlns:am3d="http://schemas.microsoft.com/office/drawing/2017/model3d" xmlns:o="urn:schemas-microsoft-com:office:office" xmlns:oel="http://schemas.microsoft.com/office/2019/extlst" xmlns:r="http://schemas.openxmlformats.org/officeDocument/2006/relationships" xmlns:m="http://schemas.openxmlformats.org/officeDocument/2006/math" xmlns:v="urn:schemas-microsoft-com:vml" xmlns:wp14="http://schemas.microsoft.com/office/word/2010/wordprocessingDrawing" xmlns:wp="http://schemas.openxmlformats.org/drawingml/2006/wordprocessingDrawing" xmlns:w10="urn:schemas-microsoft-com:office:word" xmlns:w="http://schemas.openxmlformats.org/wordprocessingml/2006/main" xmlns:w14="http://schemas.microsoft.com/office/word/2010/wordml" xmlns:w15="http://schemas.microsoft.com/office/word/2012/wordml" xmlns:w16cex="http://schemas.microsoft.com/office/word/2018/wordml/cex" xmlns:w16cid="http://schemas.microsoft.com/office/word/2016/wordml/cid" xmlns:w16="http://schemas.microsoft.com/office/word/2018/wordml" xmlns:w16du="http://schemas.microsoft.com/office/word/2023/wordml/word16du" xmlns:w16sdtdh="http://schemas.microsoft.com/office/word/2020/wordml/sdtdatahash" xmlns:w16sdtfl="http://schemas.microsoft.com/office/word/2024/wordml/sdtformatlock" xmlns:w16se="http://schemas.microsoft.com/office/word/2015/wordml/symex" xmlns:wpg="http://schemas.microsoft.com/office/word/2010/wordprocessingGroup" xmlns:wpi="http://schemas.microsoft.com/office/word/2010/wordprocessingInk" xmlns:wne="http://schemas.microsoft.com/office/word/2006/wordml" xmlns:wps="http://schemas.microsoft.com/office/word/2010/wordprocessingShape" mc:Ignorable="w14 w15 w16se w16cid w16 w16cex w16sdtdh w16sdtfl w16du wp14">
-  <w:p>
-    <w:pPr>
-      <w:pStyle w:val="En-tte"/>
-    </w:pPr>
-    <w:r>
-      <w:rPr>
-        <w:noProof/>
-      </w:rPr>
-      <w:drawing>
-        <wp:anchor distT="0" distB="0" distL="0" distR="0" simplePos="0" relativeHeight="2" behindDoc="1" locked="0" layoutInCell="1" allowOverlap="1" wp14:anchorId="1338E904" wp14:editId="0950093C">
-          <wp:simplePos x="0" y="0"/>
-          <wp:positionH relativeFrom="column">
-            <wp:posOffset>-417830</wp:posOffset>
-          </wp:positionH>
-          <wp:positionV relativeFrom="paragraph">
-            <wp:posOffset>-417830</wp:posOffset>
-          </wp:positionV>
-          <wp:extent cx="7571105" cy="10713720"/>
-          <wp:effectExtent l="0" t="0" r="0" b="0"/>
-          <wp:wrapNone/>
-          <wp:docPr id="2" name="Image 1"/>
-          <wp:cNvGraphicFramePr>
-            <a:graphicFrameLocks xmlns:a="http://schemas.openxmlformats.org/drawingml/2006/main" noChangeAspect="1"/>
-          </wp:cNvGraphicFramePr>
-          <a:graphic xmlns:a="http://schemas.openxmlformats.org/drawingml/2006/main">
-            <a:graphicData uri="http://schemas.openxmlformats.org/drawingml/2006/picture">
-              <pic:pic xmlns:pic="http://schemas.openxmlformats.org/drawingml/2006/picture">
-                <pic:nvPicPr>
-                  <pic:cNvPr id="2" name="Image 1"/>
-                  <pic:cNvPicPr>
-                    <a:picLocks noChangeAspect="1" noChangeArrowheads="1"/>
-                  </pic:cNvPicPr>
-                </pic:nvPicPr>
-                <pic:blipFill>
-                  <a:blip r:embed="rId1"/>
-                  <a:stretch>
-                    <a:fillRect/>
-                  </a:stretch>
-                </pic:blipFill>
-                <pic:spPr bwMode="auto">
-                  <a:xfrm>
-                    <a:off x="0" y="0"/>
-                    <a:ext cx="7571105" cy="10713720"/>
-                  </a:xfrm>
-                  <a:prstGeom prst="rect">
-                    <a:avLst/>
-                  </a:prstGeom>
-                </pic:spPr>
-              </pic:pic>
-            </a:graphicData>
-          </a:graphic>
-        </wp:anchor>
-      </w:drawing>
-    </w:r>
-  </w:p>
-</w:hdr>
-</file>
-
 <file path=word/numbering.xml><?xml version="1.0" encoding="utf-8"?>
-<w:numbering xmlns:wpc="http://schemas.microsoft.com/office/word/2010/wordprocessingCanvas" xmlns:cx="http://schemas.microsoft.com/office/drawing/2014/chartex" xmlns:cx1="http://schemas.microsoft.com/office/drawing/2015/9/8/chartex" xmlns:cx2="http://schemas.microsoft.com/office/drawing/2015/10/21/chartex" xmlns:cx3="http://schemas.microsoft.com/office/drawing/2016/5/9/chartex" xmlns:cx4="http://schemas.microsoft.com/office/drawing/2016/5/10/chartex" xmlns:cx5="http://schemas.microsoft.com/office/drawing/2016/5/11/chartex" xmlns:cx6="http://schemas.microsoft.com/office/drawing/2016/5/12/chartex" xmlns:cx7="http://schemas.microsoft.com/office/drawing/2016/5/13/chartex" xmlns:cx8="http://schemas.microsoft.com/office/drawing/2016/5/14/chartex" xmlns:mc="http://schemas.openxmlformats.org/markup-compatibility/2006" xmlns:aink="http://schemas.microsoft.com/office/drawing/2016/ink" xmlns:am3d="http://schemas.microsoft.com/office/drawing/2017/model3d" xmlns:o="urn:schemas-microsoft-com:office:office" xmlns:oel="http://schemas.microsoft.com/office/2019/extlst" xmlns:r="http://schemas.openxmlformats.org/officeDocument/2006/relationships" xmlns:m="http://schemas.openxmlformats.org/officeDocument/2006/math" xmlns:v="urn:schemas-microsoft-com:vml" xmlns:wp14="http://schemas.microsoft.com/office/word/2010/wordprocessingDrawing" xmlns:wp="http://schemas.openxmlformats.org/drawingml/2006/wordprocessingDrawing" xmlns:w10="urn:schemas-microsoft-com:office:word" xmlns:w="http://schemas.openxmlformats.org/wordprocessingml/2006/main" xmlns:w14="http://schemas.microsoft.com/office/word/2010/wordml" xmlns:w15="http://schemas.microsoft.com/office/word/2012/wordml" xmlns:w16cex="http://schemas.microsoft.com/office/word/2018/wordml/cex" xmlns:w16cid="http://schemas.microsoft.com/office/word/2016/wordml/cid" xmlns:w16="http://schemas.microsoft.com/office/word/2018/wordml" xmlns:w16du="http://schemas.microsoft.com/office/word/2023/wordml/word16du" xmlns:w16sdtdh="http://schemas.microsoft.com/office/word/2020/wordml/sdtdatahash" xmlns:w16sdtfl="http://schemas.microsoft.com/office/word/2024/wordml/sdtformatlock" xmlns:w16se="http://schemas.microsoft.com/office/word/2015/wordml/symex" xmlns:wpg="http://schemas.microsoft.com/office/word/2010/wordprocessingGroup" xmlns:wpi="http://schemas.microsoft.com/office/word/2010/wordprocessingInk" xmlns:wne="http://schemas.microsoft.com/office/word/2006/wordml" xmlns:wps="http://schemas.microsoft.com/office/word/2010/wordprocessingShape" mc:Ignorable="w14 w15 w16se w16cid w16 w16cex w16sdtdh w16sdtfl w16du wp14">
+<w:numbering xmlns:wpc="http://schemas.microsoft.com/office/word/2010/wordprocessingCanvas" xmlns:cx="http://schemas.microsoft.com/office/drawing/2014/chartex" xmlns:cx1="http://schemas.microsoft.com/office/drawing/2015/9/8/chartex" xmlns:cx2="http://schemas.microsoft.com/office/drawing/2015/10/21/chartex" xmlns:cx3="http://schemas.microsoft.com/office/drawing/2016/5/9/chartex" xmlns:cx4="http://schemas.microsoft.com/office/drawing/2016/5/10/chartex" xmlns:cx5="http://schemas.microsoft.com/office/drawing/2016/5/11/chartex" xmlns:cx6="http://schemas.microsoft.com/office/drawing/2016/5/12/chartex" xmlns:cx7="http://schemas.microsoft.com/office/drawing/2016/5/13/chartex" xmlns:cx8="http://schemas.microsoft.com/office/drawing/2016/5/14/chartex" xmlns:mc="http://schemas.openxmlformats.org/markup-compatibility/2006" xmlns:m="http://schemas.openxmlformats.org/officeDocument/2006/math" xmlns:aink="http://schemas.microsoft.com/office/drawing/2016/ink" xmlns:am3d="http://schemas.microsoft.com/office/drawing/2017/model3d" xmlns:oel="http://schemas.microsoft.com/office/2019/extlst" xmlns:r="http://schemas.openxmlformats.org/officeDocument/2006/relationships" xmlns:wp14="http://schemas.microsoft.com/office/word/2010/wordprocessingDrawing" xmlns:wp="http://schemas.openxmlformats.org/drawingml/2006/wordprocessingDrawing" xmlns:wpg="http://schemas.microsoft.com/office/word/2010/wordprocessingGroup" xmlns:wpi="http://schemas.microsoft.com/office/word/2010/wordprocessingInk" xmlns:wps="http://schemas.microsoft.com/office/word/2010/wordprocessingShape" xmlns:o="urn:schemas-microsoft-com:office:office" xmlns:v="urn:schemas-microsoft-com:vml" xmlns:w10="urn:schemas-microsoft-com:office:word" xmlns:w="http://schemas.openxmlformats.org/wordprocessingml/2006/main" xmlns:w14="http://schemas.microsoft.com/office/word/2010/wordml" xmlns:w15="http://schemas.microsoft.com/office/word/2012/wordml" xmlns:w16cex="http://schemas.microsoft.com/office/word/2018/wordml/cex" xmlns:w16cid="http://schemas.microsoft.com/office/word/2016/wordml/cid" xmlns:w16="http://schemas.microsoft.com/office/word/2018/wordml" xmlns:w16sdtdh="http://schemas.microsoft.com/office/word/2020/wordml/sdtdatahash" xmlns:w16sdtfl="http://schemas.microsoft.com/office/word/2024/wordml/sdtformatlock" xmlns:w16se="http://schemas.microsoft.com/office/word/2015/wordml/symex" xmlns:w16du="http://schemas.microsoft.com/office/word/2023/wordml/word16du" xmlns:wne="http://schemas.microsoft.com/office/word/2006/wordml" mc:Ignorable="w14 w15 w16se w16cid w16 w16cex w16sdtdh w16sdtfl w16du wp14">
   <w:abstractNum w:abstractNumId="0" w15:restartNumberingAfterBreak="0">
     <w:nsid w:val="6B5B5643"/>
     <w:multiLevelType w:val="multilevel"/>
@@ -2972,7 +2443,7 @@
 </file>
 
 <file path=word/styles.xml><?xml version="1.0" encoding="utf-8"?>
-<w:styles xmlns:mc="http://schemas.openxmlformats.org/markup-compatibility/2006" xmlns:r="http://schemas.openxmlformats.org/officeDocument/2006/relationships" xmlns:w="http://schemas.openxmlformats.org/wordprocessingml/2006/main" xmlns:w14="http://schemas.microsoft.com/office/word/2010/wordml" xmlns:w15="http://schemas.microsoft.com/office/word/2012/wordml" xmlns:w16cex="http://schemas.microsoft.com/office/word/2018/wordml/cex" xmlns:w16cid="http://schemas.microsoft.com/office/word/2016/wordml/cid" xmlns:w16="http://schemas.microsoft.com/office/word/2018/wordml" xmlns:w16du="http://schemas.microsoft.com/office/word/2023/wordml/word16du" xmlns:w16sdtdh="http://schemas.microsoft.com/office/word/2020/wordml/sdtdatahash" xmlns:w16sdtfl="http://schemas.microsoft.com/office/word/2024/wordml/sdtformatlock" xmlns:w16se="http://schemas.microsoft.com/office/word/2015/wordml/symex" mc:Ignorable="w14 w15 w16se w16cid w16 w16cex w16sdtdh w16sdtfl w16du">
+<w:styles xmlns:mc="http://schemas.openxmlformats.org/markup-compatibility/2006" xmlns:r="http://schemas.openxmlformats.org/officeDocument/2006/relationships" xmlns:w="http://schemas.openxmlformats.org/wordprocessingml/2006/main" xmlns:w14="http://schemas.microsoft.com/office/word/2010/wordml" xmlns:w15="http://schemas.microsoft.com/office/word/2012/wordml" xmlns:w16cex="http://schemas.microsoft.com/office/word/2018/wordml/cex" xmlns:w16cid="http://schemas.microsoft.com/office/word/2016/wordml/cid" xmlns:w16="http://schemas.microsoft.com/office/word/2018/wordml" xmlns:w16sdtdh="http://schemas.microsoft.com/office/word/2020/wordml/sdtdatahash" xmlns:w16sdtfl="http://schemas.microsoft.com/office/word/2024/wordml/sdtformatlock" xmlns:w16se="http://schemas.microsoft.com/office/word/2015/wordml/symex" xmlns:w16du="http://schemas.microsoft.com/office/word/2023/wordml/word16du" mc:Ignorable="w14 w15 w16se w16cid w16 w16cex w16sdtdh w16sdtfl w16du">
   <w:docDefaults>
     <w:rPrDefault>
       <w:rPr>
